--- a/output/docx/luma-green-team-review.docx
+++ b/output/docx/luma-green-team-review.docx
@@ -13,7 +13,7 @@
     <w:p>
       <w:pPr/>
       <w:r>
-        <w:t>Cleaner Tomorrow in Motion.</w:t>
+        <w:t>UI evidence refresh: 12 October 2026. The screenshots show the current layout. The business, legal and execution-plan sections retain their own dated evidence and limits. Read the delivery handoff for the current release state. Cleaner Tomorrow in Motion.</w:t>
       </w:r>
     </w:p>
     <w:p>
